--- a/Cover_Letters/Shinoy_Nationale_Nederlanden_Medior_SAP_QA_Engineer_Cover_Letter.docx
+++ b/Cover_Letters/Shinoy_Nationale_Nederlanden_Medior_SAP_QA_Engineer_Cover_Letter.docx
@@ -14,7 +14,7 @@
     </w:p>
     <w:p>
       <w:r>
-        <w:t>September 05, 2026</w:t>
+        <w:t>September 26, 2026</w:t>
       </w:r>
     </w:p>
     <w:p>
@@ -25,7 +25,7 @@
     <w:p/>
     <w:p>
       <w:r>
-        <w:t>Hi Elmira van der Schee,</w:t>
+        <w:t>Hi Elmira,</w:t>
       </w:r>
     </w:p>
     <w:p>
@@ -35,12 +35,12 @@
     </w:p>
     <w:p>
       <w:r>
-        <w:t>Your opening at Nationale-Nederlanden caught my attention because it focuses on strengthening the SAP Business Partner environment with solid automation practices. In my recent role at Tata Consultancy Services, I migrated automation frameworks to Playwright and handled backend validation for financial workflows. I am comfortable working closely with functional specialists and product owners to translate requirements into reliable test coverage.</w:t>
+        <w:t>Your opening at Nationale-Nederlanden caught my attention because of the focus on maintaining a reliable SAP business partner environment. In my recent work within the financial sector, I focused on migrating automation frameworks to Playwright TypeScript and running rigorous end-to-end testing across complex systems. I am used to working alongside functional specialists and product owners to trace root causes and keep delivery pipelines stable.</w:t>
       </w:r>
     </w:p>
     <w:p>
       <w:r>
-        <w:t>I also brought in tools like Gemini Code Assist to speed up test script generation, which fits well with teams looking to improve their delivery workflow. I am ready to build up my domain knowledge in your SAP environment and help keep your digital services stable.</w:t>
+        <w:t>I look forward to contributing my testing background to your team and supporting the reliability of your digital services.</w:t>
       </w:r>
     </w:p>
     <w:p>
